--- a/Experiment_4_Credit_Risk_Identification_Activity_Sheet.docx
+++ b/Experiment_4_Credit_Risk_Identification_Activity_Sheet.docx
@@ -86,10 +86,7 @@
     </w:p>
     <w:p>
       <w:r>
-        <w:t>T</w:t>
-      </w:r>
-      <w:r>
-        <w:t>o develop and evaluate a multiple linear regression model that predicts an applicant’s credit score from demographic and historical financial attributes, and to interpret how each predictor influences the score.</w:t>
+        <w:t>To develop and evaluate a multiple linear regression model that predicts an applicant’s credit score from demographic and historical financial attributes, and to interpret how each predictor influences the score.</w:t>
       </w:r>
     </w:p>
     <w:p>
@@ -955,13 +952,7 @@
     </w:p>
     <w:p>
       <w:r>
-        <w:t>β₀ is the intercept, each β</w:t>
-      </w:r>
-      <w:r>
-        <w:t>ᵢ</w:t>
-      </w:r>
-      <w:r>
-        <w:t xml:space="preserve"> is the expected change in credit score for a one-unit increase in its predictor while other predictors are held constant, and ε represents unexplained variation.</w:t>
+        <w:t>β₀ is the intercept, each βᵢ is the expected change in credit score for a one-unit increase in its predictor while other predictors are held constant, and ε represents unexplained variation.</w:t>
       </w:r>
     </w:p>
     <w:p>
@@ -1460,15 +1451,7 @@
                 <w:color w:val="FFFFFF"/>
                 <w:sz w:val="18"/>
               </w:rPr>
-              <w:t>M</w:t>
-            </w:r>
-            <w:r>
-              <w:rPr>
-                <w:b/>
-                <w:color w:val="FFFFFF"/>
-                <w:sz w:val="18"/>
-              </w:rPr>
-              <w:t>etric</w:t>
+              <w:t>Metric</w:t>
             </w:r>
           </w:p>
         </w:tc>
@@ -1658,10 +1641,7 @@
         <w:pStyle w:val="Heading1"/>
       </w:pPr>
       <w:r>
-        <w:t xml:space="preserve">9. </w:t>
-      </w:r>
-      <w:r>
-        <w:t>Extension: Standardized Coefficients</w:t>
+        <w:t>9. Extension: Standardized Coefficients</w:t>
       </w:r>
     </w:p>
     <w:p>
@@ -1698,12 +1678,6 @@
           <w:sz w:val="16"/>
         </w:rPr>
         <w:br/>
-      </w:r>
-      <w:r>
-        <w:rPr>
-          <w:rFonts w:ascii="Consolas" w:hAnsi="Consolas"/>
-          <w:sz w:val="16"/>
-        </w:rPr>
         <w:t>scaled_model = make_pipeline(StandardScaler(), LinearRegression())</w:t>
       </w:r>
       <w:r>
@@ -2042,10 +2016,7 @@
         <w:pStyle w:val="ListNumber"/>
       </w:pPr>
       <w:r>
-        <w:t>C</w:t>
-      </w:r>
-      <w:r>
-        <w:t>hange test_size from 0.20 to 0.25. Compare RMSE and R².</w:t>
+        <w:t>Change test_size from 0.20 to 0.25. Compare RMSE and R².</w:t>
       </w:r>
     </w:p>
     <w:p>
@@ -2100,10 +2071,7 @@
         <w:t>1</w:t>
       </w:r>
       <w:r>
-        <w:t xml:space="preserve">. </w:t>
-      </w:r>
-      <w:r>
-        <w:t>Submission Checklist</w:t>
+        <w:t>. Submission Checklist</w:t>
       </w:r>
     </w:p>
     <w:p>
@@ -2111,10 +2079,7 @@
         <w:pStyle w:val="ListBullet"/>
       </w:pPr>
       <w:r>
-        <w:t>C</w:t>
-      </w:r>
-      <w:r>
-        <w:t>ompleted observations and metric table</w:t>
+        <w:t>Completed observations and metric table</w:t>
       </w:r>
     </w:p>
     <w:p>
@@ -2137,19 +2102,9 @@
       <w:pPr>
         <w:pStyle w:val="ListBullet"/>
       </w:pPr>
-      <w:proofErr w:type="gramStart"/>
       <w:r>
-        <w:t>Actual-versus</w:t>
+        <w:t>Actual-versus-predicted plot</w:t>
       </w:r>
-      <w:proofErr w:type="gramEnd"/>
-      <w:r>
-        <w:t xml:space="preserve">-predicted </w:t>
-      </w:r>
-      <w:proofErr w:type="gramStart"/>
-      <w:r>
-        <w:t>plot</w:t>
-      </w:r>
-      <w:proofErr w:type="gramEnd"/>
     </w:p>
     <w:p>
       <w:pPr>
@@ -2236,14 +2191,7 @@
     </w:r>
     <w:r>
       <w:tab/>
-    </w:r>
-    <w:proofErr w:type="spellStart"/>
-    <w:r>
-      <w:t>Name&amp;Batch</w:t>
-    </w:r>
-    <w:proofErr w:type="spellEnd"/>
-    <w:r>
-      <w:t>:</w:t>
+      <w:t>Name&amp;Batch:</w:t>
     </w:r>
   </w:p>
 </w:ftr>
